--- a/Saprer_-_Projekt_w_Terminalu.docx
+++ b/Saprer_-_Projekt_w_Terminalu.docx
@@ -99,71 +99,7 @@
           <w:sz w:val="28"/>
           <w:szCs w:val="28"/>
         </w:rPr>
-        <w:t> </w:t>
-      </w:r>
-    </w:p>
-    <w:p>
-      <w:pPr>
-        <w:pStyle w:val="paragraph"/>
-        <w:spacing w:before="0" w:beforeAutospacing="0" w:after="0" w:afterAutospacing="0"/>
-        <w:textAlignment w:val="baseline"/>
-        <w:rPr>
-          <w:rFonts w:ascii="Segoe UI" w:hAnsi="Segoe UI" w:cs="Segoe UI"/>
-          <w:sz w:val="18"/>
-          <w:szCs w:val="18"/>
-        </w:rPr>
-      </w:pPr>
-      <w:r>
-        <w:rPr>
-          <w:rStyle w:val="normaltextrun"/>
-          <w:sz w:val="28"/>
-          <w:szCs w:val="28"/>
-        </w:rPr>
-        <w:t>Julit</w:t>
-      </w:r>
-      <w:r>
-        <w:rPr>
-          <w:rStyle w:val="normaltextrun"/>
-          <w:sz w:val="28"/>
-          <w:szCs w:val="28"/>
-        </w:rPr>
-        <w:t>a</w:t>
-      </w:r>
-      <w:r>
-        <w:rPr>
-          <w:rStyle w:val="normaltextrun"/>
-          <w:sz w:val="28"/>
-          <w:szCs w:val="28"/>
-        </w:rPr>
-        <w:t xml:space="preserve"> Wasilewsk</w:t>
-      </w:r>
-      <w:r>
-        <w:rPr>
-          <w:rStyle w:val="normaltextrun"/>
-          <w:sz w:val="28"/>
-          <w:szCs w:val="28"/>
-        </w:rPr>
-        <w:t>a</w:t>
-      </w:r>
-    </w:p>
-    <w:p>
-      <w:pPr>
-        <w:pStyle w:val="paragraph"/>
-        <w:spacing w:before="0" w:beforeAutospacing="0" w:after="0" w:afterAutospacing="0"/>
-        <w:textAlignment w:val="baseline"/>
-        <w:rPr>
-          <w:rFonts w:ascii="Segoe UI" w:hAnsi="Segoe UI" w:cs="Segoe UI"/>
-          <w:sz w:val="18"/>
-          <w:szCs w:val="18"/>
-        </w:rPr>
-      </w:pPr>
-      <w:r>
-        <w:rPr>
-          <w:rStyle w:val="eop"/>
-          <w:sz w:val="28"/>
-          <w:szCs w:val="28"/>
-        </w:rPr>
-        <w:t> </w:t>
+        <w:t>  </w:t>
       </w:r>
     </w:p>
     <w:p>
@@ -1494,16 +1430,7 @@
           <w:sz w:val="28"/>
           <w:szCs w:val="28"/>
         </w:rPr>
-        <w:t xml:space="preserve">eżeli pragniemy zagrać na nowej planszy wybieramy 1, w przeciwnym wypadku </w:t>
-      </w:r>
-      <w:r>
-        <w:rPr>
-          <w:rStyle w:val="normaltextrun"/>
-          <w:sz w:val="28"/>
-          <w:szCs w:val="28"/>
-        </w:rPr>
-        <w:lastRenderedPageBreak/>
-        <w:t xml:space="preserve">zostanie uruchomiona poprzednia plansza z </w:t>
+        <w:t xml:space="preserve">eżeli pragniemy zagrać na nowej planszy wybieramy 1, w przeciwnym wypadku zostanie uruchomiona poprzednia plansza z </w:t>
       </w:r>
       <w:r>
         <w:rPr>
@@ -2682,17 +2609,7 @@
           <w:szCs w:val="21"/>
           <w:lang w:eastAsia="pl-PL"/>
         </w:rPr>
-        <w:t xml:space="preserve">  </w:t>
-      </w:r>
-      <w:r>
-        <w:rPr>
-          <w:rFonts w:ascii="Consolas" w:eastAsia="Times New Roman" w:hAnsi="Consolas" w:cs="Times New Roman"/>
-          <w:color w:val="B5CEA8"/>
-          <w:sz w:val="21"/>
-          <w:szCs w:val="21"/>
-          <w:lang w:eastAsia="pl-PL"/>
-        </w:rPr>
-        <w:t>&lt;-wpisana wartość</w:t>
+        <w:t xml:space="preserve">  &lt;-wpisana wartość</w:t>
       </w:r>
     </w:p>
     <w:p>
@@ -3266,30 +3183,7 @@
           <w:szCs w:val="28"/>
         </w:rPr>
         <w:tab/>
-      </w:r>
-      <w:r>
-        <w:rPr>
-          <w:rStyle w:val="normaltextrun"/>
-          <w:sz w:val="28"/>
-          <w:szCs w:val="28"/>
-        </w:rPr>
-        <w:t xml:space="preserve">Kliknięcie na </w:t>
-      </w:r>
-      <w:r>
-        <w:rPr>
-          <w:rStyle w:val="normaltextrun"/>
-          <w:sz w:val="28"/>
-          <w:szCs w:val="28"/>
-        </w:rPr>
-        <w:t>„zero”</w:t>
-      </w:r>
-      <w:r>
-        <w:rPr>
-          <w:rStyle w:val="normaltextrun"/>
-          <w:sz w:val="28"/>
-          <w:szCs w:val="28"/>
-        </w:rPr>
-        <w:t>:</w:t>
+        <w:t>Kliknięcie na „zero”:</w:t>
       </w:r>
       <w:r>
         <w:rPr>
@@ -3787,7 +3681,7 @@
           <w:szCs w:val="21"/>
           <w:lang w:eastAsia="pl-PL"/>
         </w:rPr>
-        <w:t xml:space="preserve"> </w:t>
+        <w:t xml:space="preserve"> 0 </w:t>
       </w:r>
       <w:r>
         <w:rPr>
@@ -3797,7 +3691,7 @@
           <w:szCs w:val="21"/>
           <w:lang w:eastAsia="pl-PL"/>
         </w:rPr>
-        <w:t xml:space="preserve">0 </w:t>
+        <w:tab/>
       </w:r>
       <w:r>
         <w:rPr>
@@ -3822,42 +3716,22 @@
       <w:r>
         <w:rPr>
           <w:rFonts w:ascii="Consolas" w:eastAsia="Times New Roman" w:hAnsi="Consolas" w:cs="Times New Roman"/>
+          <w:color w:val="D4D4D4"/>
+          <w:sz w:val="21"/>
+          <w:szCs w:val="21"/>
+          <w:lang w:eastAsia="pl-PL"/>
+        </w:rPr>
+        <w:t>kolumna:</w:t>
+      </w:r>
+      <w:r>
+        <w:rPr>
+          <w:rFonts w:ascii="Consolas" w:eastAsia="Times New Roman" w:hAnsi="Consolas" w:cs="Times New Roman"/>
           <w:color w:val="B5CEA8"/>
           <w:sz w:val="21"/>
           <w:szCs w:val="21"/>
           <w:lang w:eastAsia="pl-PL"/>
         </w:rPr>
-        <w:tab/>
-      </w:r>
-      <w:r>
-        <w:rPr>
-          <w:rFonts w:ascii="Consolas" w:eastAsia="Times New Roman" w:hAnsi="Consolas" w:cs="Times New Roman"/>
-          <w:color w:val="D4D4D4"/>
-          <w:sz w:val="21"/>
-          <w:szCs w:val="21"/>
-          <w:lang w:eastAsia="pl-PL"/>
-        </w:rPr>
-        <w:t>kolumna:</w:t>
-      </w:r>
-      <w:r>
-        <w:rPr>
-          <w:rFonts w:ascii="Consolas" w:eastAsia="Times New Roman" w:hAnsi="Consolas" w:cs="Times New Roman"/>
-          <w:color w:val="B5CEA8"/>
-          <w:sz w:val="21"/>
-          <w:szCs w:val="21"/>
-          <w:lang w:eastAsia="pl-PL"/>
-        </w:rPr>
-        <w:t xml:space="preserve"> </w:t>
-      </w:r>
-      <w:r>
-        <w:rPr>
-          <w:rFonts w:ascii="Consolas" w:eastAsia="Times New Roman" w:hAnsi="Consolas" w:cs="Times New Roman"/>
-          <w:color w:val="B5CEA8"/>
-          <w:sz w:val="21"/>
-          <w:szCs w:val="21"/>
-          <w:lang w:eastAsia="pl-PL"/>
-        </w:rPr>
-        <w:t>3</w:t>
+        <w:t xml:space="preserve"> 3</w:t>
       </w:r>
     </w:p>
     <w:p>
@@ -5559,17 +5433,7 @@
           <w:szCs w:val="21"/>
           <w:lang w:eastAsia="pl-PL"/>
         </w:rPr>
-        <w:t>]</w:t>
-      </w:r>
-      <w:r>
-        <w:rPr>
-          <w:rFonts w:ascii="Consolas" w:eastAsia="Times New Roman" w:hAnsi="Consolas" w:cs="Times New Roman"/>
-          <w:color w:val="D4D4D4"/>
-          <w:sz w:val="21"/>
-          <w:szCs w:val="21"/>
-          <w:lang w:eastAsia="pl-PL"/>
-        </w:rPr>
-        <w:t xml:space="preserve"> </w:t>
+        <w:t xml:space="preserve">] </w:t>
       </w:r>
       <w:r>
         <w:rPr>
@@ -6202,7 +6066,6 @@
           <w:sz w:val="28"/>
           <w:szCs w:val="28"/>
         </w:rPr>
-        <w:lastRenderedPageBreak/>
         <w:t>play_board.json</w:t>
       </w:r>
       <w:proofErr w:type="spellEnd"/>
@@ -6821,6 +6684,7 @@
         </w:rPr>
         <w:t>), </w:t>
       </w:r>
+      <w:proofErr w:type="spellStart"/>
       <w:r>
         <w:rPr>
           <w:rStyle w:val="spellingerror"/>
@@ -6829,6 +6693,7 @@
         </w:rPr>
         <w:t>New_game</w:t>
       </w:r>
+      <w:proofErr w:type="spellEnd"/>
       <w:r>
         <w:rPr>
           <w:rStyle w:val="normaltextrun"/>
@@ -9383,6 +9248,7 @@
   <w:style w:type="character" w:default="1" w:styleId="Domylnaczcionkaakapitu">
     <w:name w:val="Default Paragraph Font"/>
     <w:uiPriority w:val="1"/>
+    <w:semiHidden/>
     <w:unhideWhenUsed/>
   </w:style>
   <w:style w:type="table" w:default="1" w:styleId="Standardowy">
